--- a/lab 4/report/report.docx
+++ b/lab 4/report/report.docx
@@ -260,7 +260,12 @@
     </w:p>
     <w:p>
       <w:pPr>
-        <w:pStyle w:val="CaptionedFigure"/>
+        <w:pStyle w:val="BodyText"/>
+      </w:pPr>
+    </w:p>
+    <w:p>
+      <w:pPr>
+        <w:pStyle w:val="BodyText"/>
       </w:pPr>
       <w:r>
         <w:drawing>
@@ -304,13 +309,11 @@
           </wp:inline>
         </w:drawing>
       </w:r>
-    </w:p>
-    <w:p>
-      <w:pPr>
-        <w:pStyle w:val="ImageCaption"/>
-      </w:pPr>
-      <w:r>
-        <w:t xml:space="preserve">Построение топологии сети</w:t>
+      <w:r>
+        <w:t xml:space="preserve"> </w:t>
+      </w:r>
+      <w:r>
+        <w:t xml:space="preserve">Рис. 2.1: Топология сети</w:t>
       </w:r>
     </w:p>
     <w:bookmarkEnd w:id="24"/>
